--- a/Source Data/CTD/Documents/Report in Progress.docx
+++ b/Source Data/CTD/Documents/Report in Progress.docx
@@ -679,7 +679,11 @@
         <w:t>. Each file was imported as a .csv and brought into R for analyses.</w:t>
       </w:r>
     </w:p>
-    <w:p/>
+    <w:p>
+      <w:r>
+        <w:tab/>
+      </w:r>
+    </w:p>
     <w:p>
       <w:pPr>
         <w:pStyle w:val="Subtitle"/>
@@ -19389,6 +19393,7 @@
   <w:style w:type="character" w:default="1" w:styleId="DefaultParagraphFont">
     <w:name w:val="Default Paragraph Font"/>
     <w:uiPriority w:val="1"/>
+    <w:semiHidden/>
     <w:unhideWhenUsed/>
   </w:style>
   <w:style w:type="table" w:default="1" w:styleId="TableNormal">
@@ -20419,6 +20424,17 @@
 </file>
 
 <file path=customXml/item1.xml><?xml version="1.0" encoding="utf-8"?>
+<p:properties xmlns:p="http://schemas.microsoft.com/office/2006/metadata/properties" xmlns:xsi="http://www.w3.org/2001/XMLSchema-instance" xmlns:pc="http://schemas.microsoft.com/office/infopath/2007/PartnerControls">
+  <documentManagement>
+    <lcf76f155ced4ddcb4097134ff3c332f xmlns="aa15ca5b-4450-4fec-8212-75ae51eef6c9">
+      <Terms xmlns="http://schemas.microsoft.com/office/infopath/2007/PartnerControls"/>
+    </lcf76f155ced4ddcb4097134ff3c332f>
+    <TaxCatchAll xmlns="9b77705d-b477-4602-ae15-a5316c12e631" xsi:nil="true"/>
+  </documentManagement>
+</p:properties>
+</file>
+
+<file path=customXml/item2.xml><?xml version="1.0" encoding="utf-8"?>
 <ct:contentTypeSchema xmlns:ct="http://schemas.microsoft.com/office/2006/metadata/contentType" xmlns:ma="http://schemas.microsoft.com/office/2006/metadata/properties/metaAttributes" ct:_="" ma:_="" ma:contentTypeName="Document" ma:contentTypeID="0x010100BD11C961C81B704A857A44625345A9FE" ma:contentTypeVersion="15" ma:contentTypeDescription="Create a new document." ma:contentTypeScope="" ma:versionID="518e8e7ba0264cca1b9d29b29068afce">
   <xsd:schema xmlns:xsd="http://www.w3.org/2001/XMLSchema" xmlns:xs="http://www.w3.org/2001/XMLSchema" xmlns:p="http://schemas.microsoft.com/office/2006/metadata/properties" xmlns:ns2="aa15ca5b-4450-4fec-8212-75ae51eef6c9" xmlns:ns3="9b77705d-b477-4602-ae15-a5316c12e631" targetNamespace="http://schemas.microsoft.com/office/2006/metadata/properties" ma:root="true" ma:fieldsID="04b94040ab7d0e5b7e601b9adcb4faf3" ns2:_="" ns3:_="">
     <xsd:import namespace="aa15ca5b-4450-4fec-8212-75ae51eef6c9"/>
@@ -20653,22 +20669,7 @@
 </ct:contentTypeSchema>
 </file>
 
-<file path=customXml/item2.xml><?xml version="1.0" encoding="utf-8"?>
-<p:properties xmlns:p="http://schemas.microsoft.com/office/2006/metadata/properties" xmlns:xsi="http://www.w3.org/2001/XMLSchema-instance" xmlns:pc="http://schemas.microsoft.com/office/infopath/2007/PartnerControls">
-  <documentManagement>
-    <lcf76f155ced4ddcb4097134ff3c332f xmlns="aa15ca5b-4450-4fec-8212-75ae51eef6c9">
-      <Terms xmlns="http://schemas.microsoft.com/office/infopath/2007/PartnerControls"/>
-    </lcf76f155ced4ddcb4097134ff3c332f>
-    <TaxCatchAll xmlns="9b77705d-b477-4602-ae15-a5316c12e631" xsi:nil="true"/>
-  </documentManagement>
-</p:properties>
-</file>
-
 <file path=customXml/item3.xml><?xml version="1.0" encoding="utf-8"?>
-<b:Sources xmlns:b="http://schemas.openxmlformats.org/officeDocument/2006/bibliography" xmlns="http://schemas.openxmlformats.org/officeDocument/2006/bibliography" SelectedStyle="\APASixthEditionOfficeOnline.xsl" StyleName="APA" Version="6"/>
-</file>
-
-<file path=customXml/item4.xml><?xml version="1.0" encoding="utf-8"?>
 <?mso-contentType ?>
 <FormTemplates xmlns="http://schemas.microsoft.com/sharepoint/v3/contenttype/forms">
   <Display>DocumentLibraryForm</Display>
@@ -20677,7 +20678,22 @@
 </FormTemplates>
 </file>
 
+<file path=customXml/item4.xml><?xml version="1.0" encoding="utf-8"?>
+<b:Sources xmlns:b="http://schemas.openxmlformats.org/officeDocument/2006/bibliography" xmlns="http://schemas.openxmlformats.org/officeDocument/2006/bibliography" SelectedStyle="\APASixthEditionOfficeOnline.xsl" StyleName="APA" Version="6"/>
+</file>
+
 <file path=customXml/itemProps1.xml><?xml version="1.0" encoding="utf-8"?>
+<ds:datastoreItem xmlns:ds="http://schemas.openxmlformats.org/officeDocument/2006/customXml" ds:itemID="{A561F584-F8F0-477F-9026-074163CF8A78}">
+  <ds:schemaRefs>
+    <ds:schemaRef ds:uri="http://schemas.microsoft.com/office/2006/metadata/properties"/>
+    <ds:schemaRef ds:uri="http://schemas.microsoft.com/office/infopath/2007/PartnerControls"/>
+    <ds:schemaRef ds:uri="aa15ca5b-4450-4fec-8212-75ae51eef6c9"/>
+    <ds:schemaRef ds:uri="9b77705d-b477-4602-ae15-a5316c12e631"/>
+  </ds:schemaRefs>
+</ds:datastoreItem>
+</file>
+
+<file path=customXml/itemProps2.xml><?xml version="1.0" encoding="utf-8"?>
 <ds:datastoreItem xmlns:ds="http://schemas.openxmlformats.org/officeDocument/2006/customXml" ds:itemID="{D26DBB95-15A1-480A-85D7-A613CBFEFCFD}">
   <ds:schemaRefs>
     <ds:schemaRef ds:uri="http://schemas.microsoft.com/office/2006/metadata/contentType"/>
@@ -20696,29 +20712,18 @@
 </ds:datastoreItem>
 </file>
 
-<file path=customXml/itemProps2.xml><?xml version="1.0" encoding="utf-8"?>
-<ds:datastoreItem xmlns:ds="http://schemas.openxmlformats.org/officeDocument/2006/customXml" ds:itemID="{A561F584-F8F0-477F-9026-074163CF8A78}">
+<file path=customXml/itemProps3.xml><?xml version="1.0" encoding="utf-8"?>
+<ds:datastoreItem xmlns:ds="http://schemas.openxmlformats.org/officeDocument/2006/customXml" ds:itemID="{ED80BA13-92D1-4942-A8FB-87F9AAF5637C}">
   <ds:schemaRefs>
-    <ds:schemaRef ds:uri="http://schemas.microsoft.com/office/2006/metadata/properties"/>
-    <ds:schemaRef ds:uri="http://schemas.microsoft.com/office/infopath/2007/PartnerControls"/>
-    <ds:schemaRef ds:uri="aa15ca5b-4450-4fec-8212-75ae51eef6c9"/>
-    <ds:schemaRef ds:uri="9b77705d-b477-4602-ae15-a5316c12e631"/>
+    <ds:schemaRef ds:uri="http://schemas.microsoft.com/sharepoint/v3/contenttype/forms"/>
   </ds:schemaRefs>
 </ds:datastoreItem>
 </file>
 
-<file path=customXml/itemProps3.xml><?xml version="1.0" encoding="utf-8"?>
+<file path=customXml/itemProps4.xml><?xml version="1.0" encoding="utf-8"?>
 <ds:datastoreItem xmlns:ds="http://schemas.openxmlformats.org/officeDocument/2006/customXml" ds:itemID="{F0FED661-00A6-4B41-A490-DA2ABB9C7B8F}">
   <ds:schemaRefs>
     <ds:schemaRef ds:uri="http://schemas.openxmlformats.org/officeDocument/2006/bibliography"/>
   </ds:schemaRefs>
 </ds:datastoreItem>
-</file>
-
-<file path=customXml/itemProps4.xml><?xml version="1.0" encoding="utf-8"?>
-<ds:datastoreItem xmlns:ds="http://schemas.openxmlformats.org/officeDocument/2006/customXml" ds:itemID="{ED80BA13-92D1-4942-A8FB-87F9AAF5637C}">
-  <ds:schemaRefs>
-    <ds:schemaRef ds:uri="http://schemas.microsoft.com/sharepoint/v3/contenttype/forms"/>
-  </ds:schemaRefs>
-</ds:datastoreItem>
 </file>